--- a/docs/onderzoek/word/hoofdstuk-16-referenties.docx
+++ b/docs/onderzoek/word/hoofdstuk-16-referenties.docx
@@ -367,7 +367,10 @@
         <w:t xml:space="preserve">AI in het hoger onderwijs: Kansen, risico’s en didactische randvoorwaarden</w:t>
       </w:r>
       <w:r>
-        <w:t xml:space="preserve">. Hanzehogeschool Groningen, opleiding ORM (intern document, breed gedeeld binnen Hanze + één keer extern verspreid).</w:t>
+        <w:t xml:space="preserve"> </w:t>
+      </w:r>
+      <w:r>
+        <w:t xml:space="preserve">[interne notitie]. Hanzehogeschool Groningen, opleiding ORM (breed gedeeld binnen de opleiding).</w:t>
       </w:r>
     </w:p>
     <w:p>
